--- a/Ahoura_Minaeian_Honeypot_Project.docx
+++ b/Ahoura_Minaeian_Honeypot_Project.docx
@@ -30,7 +30,41 @@
         <w:t>Honeypot Project: Monitoring Attacks on an Open Virtual Machine in Azure</w:t>
       </w:r>
     </w:p>
-    <w:p/>
+    <w:p>
+      <w:pPr>
+        <w:rPr>
+          <w:rFonts w:asciiTheme="majorBidi" w:hAnsiTheme="majorBidi" w:cstheme="majorBidi"/>
+        </w:rPr>
+      </w:pPr>
+      <w:r>
+        <w:rPr>
+          <w:rFonts w:asciiTheme="majorBidi" w:hAnsiTheme="majorBidi" w:cstheme="majorBidi"/>
+        </w:rPr>
+        <w:t xml:space="preserve">By: </w:t>
+      </w:r>
+      <w:proofErr w:type="spellStart"/>
+      <w:r>
+        <w:rPr>
+          <w:rFonts w:asciiTheme="majorBidi" w:hAnsiTheme="majorBidi" w:cstheme="majorBidi"/>
+        </w:rPr>
+        <w:t>Ahoura</w:t>
+      </w:r>
+      <w:proofErr w:type="spellEnd"/>
+      <w:r>
+        <w:rPr>
+          <w:rFonts w:asciiTheme="majorBidi" w:hAnsiTheme="majorBidi" w:cstheme="majorBidi"/>
+        </w:rPr>
+        <w:t xml:space="preserve"> </w:t>
+      </w:r>
+      <w:proofErr w:type="spellStart"/>
+      <w:r>
+        <w:rPr>
+          <w:rFonts w:asciiTheme="majorBidi" w:hAnsiTheme="majorBidi" w:cstheme="majorBidi"/>
+        </w:rPr>
+        <w:t>Minaeian</w:t>
+      </w:r>
+      <w:proofErr w:type="spellEnd"/>
+    </w:p>
     <w:p>
       <w:pPr>
         <w:spacing w:line="276" w:lineRule="auto"/>
@@ -165,7 +199,7 @@
         </w:rPr>
         <w:t xml:space="preserve">Create Free Azure Account: </w:t>
       </w:r>
-      <w:hyperlink r:id="rId5" w:history="1">
+      <w:hyperlink r:id="rId7" w:history="1">
         <w:r>
           <w:rPr>
             <w:rStyle w:val="Hyperlink"/>
@@ -1045,10 +1079,10 @@
             <v:path o:extrusionok="f" gradientshapeok="t" o:connecttype="rect"/>
             <o:lock v:ext="edit" aspectratio="t"/>
           </v:shapetype>
-          <v:shape id="_x0000_i1025" type="#_x0000_t75" style="width:75.35pt;height:49.1pt" o:ole="">
-            <v:imagedata r:id="rId6" o:title=""/>
+          <v:shape id="_x0000_i1025" type="#_x0000_t75" style="width:75.45pt;height:49.15pt" o:ole="">
+            <v:imagedata r:id="rId8" o:title=""/>
           </v:shape>
-          <o:OLEObject Type="Embed" ProgID="Excel.SheetMacroEnabled.12" ShapeID="_x0000_i1025" DrawAspect="Icon" ObjectID="_1805743745" r:id="rId7"/>
+          <o:OLEObject Type="Embed" ProgID="Excel.SheetMacroEnabled.12" ShapeID="_x0000_i1025" DrawAspect="Icon" ObjectID="_1806243587" r:id="rId9"/>
         </w:object>
       </w:r>
     </w:p>
@@ -1307,6 +1341,8 @@
         </w:rPr>
         <w:t>SecurityEvent</w:t>
       </w:r>
+      <w:bookmarkStart w:id="0" w:name="_GoBack"/>
+      <w:bookmarkEnd w:id="0"/>
       <w:proofErr w:type="spellEnd"/>
       <w:r>
         <w:rPr>
@@ -1590,7 +1626,7 @@
                     <pic:cNvPicPr/>
                   </pic:nvPicPr>
                   <pic:blipFill rotWithShape="1">
-                    <a:blip r:embed="rId8"/>
+                    <a:blip r:embed="rId10"/>
                     <a:srcRect l="5723" t="11334" r="56075" b="47458"/>
                     <a:stretch/>
                   </pic:blipFill>
@@ -1717,7 +1753,7 @@
                     <pic:cNvPicPr/>
                   </pic:nvPicPr>
                   <pic:blipFill rotWithShape="1">
-                    <a:blip r:embed="rId9"/>
+                    <a:blip r:embed="rId11"/>
                     <a:srcRect b="3724"/>
                     <a:stretch/>
                   </pic:blipFill>
@@ -2161,10 +2197,10 @@
       </w:r>
       <w:r>
         <w:object w:dxaOrig="1505" w:dyaOrig="982">
-          <v:shape id="_x0000_i1026" type="#_x0000_t75" style="width:75.35pt;height:49.1pt" o:ole="">
-            <v:imagedata r:id="rId10" o:title=""/>
+          <v:shape id="_x0000_i1026" type="#_x0000_t75" style="width:75.45pt;height:49.15pt" o:ole="">
+            <v:imagedata r:id="rId12" o:title=""/>
           </v:shape>
-          <o:OLEObject Type="Embed" ProgID="Excel.Sheet.12" ShapeID="_x0000_i1026" DrawAspect="Icon" ObjectID="_1805743746" r:id="rId11"/>
+          <o:OLEObject Type="Embed" ProgID="Excel.Sheet.12" ShapeID="_x0000_i1026" DrawAspect="Icon" ObjectID="_1806243588" r:id="rId13"/>
         </w:object>
       </w:r>
     </w:p>
@@ -2422,8 +2458,6 @@
         </w:rPr>
         <w:t>project</w:t>
       </w:r>
-      <w:bookmarkStart w:id="0" w:name="_GoBack"/>
-      <w:bookmarkEnd w:id="0"/>
       <w:r>
         <w:rPr>
           <w:rFonts w:asciiTheme="majorBidi" w:hAnsiTheme="majorBidi" w:cstheme="majorBidi"/>
@@ -2444,13 +2478,151 @@
       </w:pPr>
     </w:p>
     <w:sectPr>
+      <w:headerReference w:type="default" r:id="rId14"/>
       <w:pgSz w:w="12240" w:h="15840"/>
-      <w:pgMar w:top="720" w:right="720" w:bottom="720" w:left="720" w:header="720" w:footer="720" w:gutter="0"/>
+      <w:pgMar w:top="720" w:right="720" w:bottom="720" w:left="720" w:header="288" w:footer="720" w:gutter="0"/>
       <w:cols w:space="720"/>
       <w:docGrid w:linePitch="360"/>
     </w:sectPr>
   </w:body>
 </w:document>
+</file>
+
+<file path=word/endnotes.xml><?xml version="1.0" encoding="utf-8"?>
+<w:endnotes xmlns:wpc="http://schemas.microsoft.com/office/word/2010/wordprocessingCanvas" xmlns:cx="http://schemas.microsoft.com/office/drawing/2014/chartex" xmlns:cx1="http://schemas.microsoft.com/office/drawing/2015/9/8/chartex" xmlns:mc="http://schemas.openxmlformats.org/markup-compatibility/2006" xmlns:o="urn:schemas-microsoft-com:office:office" xmlns:r="http://schemas.openxmlformats.org/officeDocument/2006/relationships" xmlns:m="http://schemas.openxmlformats.org/officeDocument/2006/math" xmlns:v="urn:schemas-microsoft-com:vml" xmlns:wp14="http://schemas.microsoft.com/office/word/2010/wordprocessingDrawing" xmlns:wp="http://schemas.openxmlformats.org/drawingml/2006/wordprocessingDrawing" xmlns:w10="urn:schemas-microsoft-com:office:word" xmlns:w="http://schemas.openxmlformats.org/wordprocessingml/2006/main" xmlns:w14="http://schemas.microsoft.com/office/word/2010/wordml" xmlns:w15="http://schemas.microsoft.com/office/word/2012/wordml" xmlns:w16se="http://schemas.microsoft.com/office/word/2015/wordml/symex" xmlns:wpg="http://schemas.microsoft.com/office/word/2010/wordprocessingGroup" xmlns:wpi="http://schemas.microsoft.com/office/word/2010/wordprocessingInk" xmlns:wne="http://schemas.microsoft.com/office/word/2006/wordml" xmlns:wps="http://schemas.microsoft.com/office/word/2010/wordprocessingShape" mc:Ignorable="w14 w15 w16se wp14">
+  <w:endnote w:type="separator" w:id="-1">
+    <w:p>
+      <w:pPr>
+        <w:spacing w:after="0" w:line="240" w:lineRule="auto"/>
+      </w:pPr>
+      <w:r>
+        <w:separator/>
+      </w:r>
+    </w:p>
+  </w:endnote>
+  <w:endnote w:type="continuationSeparator" w:id="0">
+    <w:p>
+      <w:pPr>
+        <w:spacing w:after="0" w:line="240" w:lineRule="auto"/>
+      </w:pPr>
+      <w:r>
+        <w:continuationSeparator/>
+      </w:r>
+    </w:p>
+  </w:endnote>
+</w:endnotes>
+</file>
+
+<file path=word/footnotes.xml><?xml version="1.0" encoding="utf-8"?>
+<w:footnotes xmlns:wpc="http://schemas.microsoft.com/office/word/2010/wordprocessingCanvas" xmlns:cx="http://schemas.microsoft.com/office/drawing/2014/chartex" xmlns:cx1="http://schemas.microsoft.com/office/drawing/2015/9/8/chartex" xmlns:mc="http://schemas.openxmlformats.org/markup-compatibility/2006" xmlns:o="urn:schemas-microsoft-com:office:office" xmlns:r="http://schemas.openxmlformats.org/officeDocument/2006/relationships" xmlns:m="http://schemas.openxmlformats.org/officeDocument/2006/math" xmlns:v="urn:schemas-microsoft-com:vml" xmlns:wp14="http://schemas.microsoft.com/office/word/2010/wordprocessingDrawing" xmlns:wp="http://schemas.openxmlformats.org/drawingml/2006/wordprocessingDrawing" xmlns:w10="urn:schemas-microsoft-com:office:word" xmlns:w="http://schemas.openxmlformats.org/wordprocessingml/2006/main" xmlns:w14="http://schemas.microsoft.com/office/word/2010/wordml" xmlns:w15="http://schemas.microsoft.com/office/word/2012/wordml" xmlns:w16se="http://schemas.microsoft.com/office/word/2015/wordml/symex" xmlns:wpg="http://schemas.microsoft.com/office/word/2010/wordprocessingGroup" xmlns:wpi="http://schemas.microsoft.com/office/word/2010/wordprocessingInk" xmlns:wne="http://schemas.microsoft.com/office/word/2006/wordml" xmlns:wps="http://schemas.microsoft.com/office/word/2010/wordprocessingShape" mc:Ignorable="w14 w15 w16se wp14">
+  <w:footnote w:type="separator" w:id="-1">
+    <w:p>
+      <w:pPr>
+        <w:spacing w:after="0" w:line="240" w:lineRule="auto"/>
+      </w:pPr>
+      <w:r>
+        <w:separator/>
+      </w:r>
+    </w:p>
+  </w:footnote>
+  <w:footnote w:type="continuationSeparator" w:id="0">
+    <w:p>
+      <w:pPr>
+        <w:spacing w:after="0" w:line="240" w:lineRule="auto"/>
+      </w:pPr>
+      <w:r>
+        <w:continuationSeparator/>
+      </w:r>
+    </w:p>
+  </w:footnote>
+</w:footnotes>
+</file>
+
+<file path=word/header1.xml><?xml version="1.0" encoding="utf-8"?>
+<w:hdr xmlns:wpc="http://schemas.microsoft.com/office/word/2010/wordprocessingCanvas" xmlns:cx="http://schemas.microsoft.com/office/drawing/2014/chartex" xmlns:cx1="http://schemas.microsoft.com/office/drawing/2015/9/8/chartex" xmlns:mc="http://schemas.openxmlformats.org/markup-compatibility/2006" xmlns:o="urn:schemas-microsoft-com:office:office" xmlns:r="http://schemas.openxmlformats.org/officeDocument/2006/relationships" xmlns:m="http://schemas.openxmlformats.org/officeDocument/2006/math" xmlns:v="urn:schemas-microsoft-com:vml" xmlns:wp14="http://schemas.microsoft.com/office/word/2010/wordprocessingDrawing" xmlns:wp="http://schemas.openxmlformats.org/drawingml/2006/wordprocessingDrawing" xmlns:w10="urn:schemas-microsoft-com:office:word" xmlns:w="http://schemas.openxmlformats.org/wordprocessingml/2006/main" xmlns:w14="http://schemas.microsoft.com/office/word/2010/wordml" xmlns:w15="http://schemas.microsoft.com/office/word/2012/wordml" xmlns:w16se="http://schemas.microsoft.com/office/word/2015/wordml/symex" xmlns:wpg="http://schemas.microsoft.com/office/word/2010/wordprocessingGroup" xmlns:wpi="http://schemas.microsoft.com/office/word/2010/wordprocessingInk" xmlns:wne="http://schemas.microsoft.com/office/word/2006/wordml" xmlns:wps="http://schemas.microsoft.com/office/word/2010/wordprocessingShape" mc:Ignorable="w14 w15 w16se wp14">
+  <w:p>
+    <w:pPr>
+      <w:pStyle w:val="Header"/>
+      <w:jc w:val="right"/>
+      <w:rPr>
+        <w:rFonts w:asciiTheme="majorBidi" w:hAnsiTheme="majorBidi" w:cstheme="majorBidi"/>
+      </w:rPr>
+    </w:pPr>
+    <w:proofErr w:type="spellStart"/>
+    <w:r>
+      <w:rPr>
+        <w:rFonts w:asciiTheme="majorBidi" w:hAnsiTheme="majorBidi" w:cstheme="majorBidi"/>
+      </w:rPr>
+      <w:t>Minaeian</w:t>
+    </w:r>
+    <w:proofErr w:type="spellEnd"/>
+    <w:r>
+      <w:rPr>
+        <w:rFonts w:asciiTheme="majorBidi" w:hAnsiTheme="majorBidi" w:cstheme="majorBidi"/>
+      </w:rPr>
+      <w:t xml:space="preserve"> </w:t>
+    </w:r>
+    <w:sdt>
+      <w:sdtPr>
+        <w:rPr>
+          <w:rFonts w:asciiTheme="majorBidi" w:hAnsiTheme="majorBidi" w:cstheme="majorBidi"/>
+        </w:rPr>
+        <w:id w:val="1104844066"/>
+        <w:docPartObj>
+          <w:docPartGallery w:val="Page Numbers (Top of Page)"/>
+          <w:docPartUnique/>
+        </w:docPartObj>
+      </w:sdtPr>
+      <w:sdtEndPr>
+        <w:rPr>
+          <w:noProof/>
+        </w:rPr>
+      </w:sdtEndPr>
+      <w:sdtContent>
+        <w:r>
+          <w:rPr>
+            <w:rFonts w:asciiTheme="majorBidi" w:hAnsiTheme="majorBidi" w:cstheme="majorBidi"/>
+          </w:rPr>
+          <w:fldChar w:fldCharType="begin"/>
+        </w:r>
+        <w:r>
+          <w:rPr>
+            <w:rFonts w:asciiTheme="majorBidi" w:hAnsiTheme="majorBidi" w:cstheme="majorBidi"/>
+          </w:rPr>
+          <w:instrText xml:space="preserve"> PAGE   \* MERGEFORMAT </w:instrText>
+        </w:r>
+        <w:r>
+          <w:rPr>
+            <w:rFonts w:asciiTheme="majorBidi" w:hAnsiTheme="majorBidi" w:cstheme="majorBidi"/>
+          </w:rPr>
+          <w:fldChar w:fldCharType="separate"/>
+        </w:r>
+        <w:r>
+          <w:rPr>
+            <w:rFonts w:asciiTheme="majorBidi" w:hAnsiTheme="majorBidi" w:cstheme="majorBidi"/>
+            <w:noProof/>
+          </w:rPr>
+          <w:t>4</w:t>
+        </w:r>
+        <w:r>
+          <w:rPr>
+            <w:rFonts w:asciiTheme="majorBidi" w:hAnsiTheme="majorBidi" w:cstheme="majorBidi"/>
+            <w:noProof/>
+          </w:rPr>
+          <w:fldChar w:fldCharType="end"/>
+        </w:r>
+      </w:sdtContent>
+    </w:sdt>
+  </w:p>
+  <w:p>
+    <w:pPr>
+      <w:pStyle w:val="Header"/>
+      <w:rPr>
+        <w:rFonts w:asciiTheme="majorBidi" w:hAnsiTheme="majorBidi" w:cstheme="majorBidi"/>
+      </w:rPr>
+    </w:pPr>
+  </w:p>
+</w:hdr>
 </file>
 
 <file path=word/numbering.xml><?xml version="1.0" encoding="utf-8"?>
@@ -3131,6 +3303,50 @@
       <w:u w:val="single"/>
     </w:rPr>
   </w:style>
+  <w:style w:type="paragraph" w:styleId="Header">
+    <w:name w:val="header"/>
+    <w:basedOn w:val="Normal"/>
+    <w:link w:val="HeaderChar"/>
+    <w:uiPriority w:val="99"/>
+    <w:unhideWhenUsed/>
+    <w:rsid w:val="002D2A71"/>
+    <w:pPr>
+      <w:tabs>
+        <w:tab w:val="center" w:pos="4680"/>
+        <w:tab w:val="right" w:pos="9360"/>
+      </w:tabs>
+      <w:spacing w:after="0" w:line="240" w:lineRule="auto"/>
+    </w:pPr>
+  </w:style>
+  <w:style w:type="character" w:customStyle="1" w:styleId="HeaderChar">
+    <w:name w:val="Header Char"/>
+    <w:basedOn w:val="DefaultParagraphFont"/>
+    <w:link w:val="Header"/>
+    <w:uiPriority w:val="99"/>
+    <w:rsid w:val="002D2A71"/>
+  </w:style>
+  <w:style w:type="paragraph" w:styleId="Footer">
+    <w:name w:val="footer"/>
+    <w:basedOn w:val="Normal"/>
+    <w:link w:val="FooterChar"/>
+    <w:uiPriority w:val="99"/>
+    <w:unhideWhenUsed/>
+    <w:rsid w:val="002D2A71"/>
+    <w:pPr>
+      <w:tabs>
+        <w:tab w:val="center" w:pos="4680"/>
+        <w:tab w:val="right" w:pos="9360"/>
+      </w:tabs>
+      <w:spacing w:after="0" w:line="240" w:lineRule="auto"/>
+    </w:pPr>
+  </w:style>
+  <w:style w:type="character" w:customStyle="1" w:styleId="FooterChar">
+    <w:name w:val="Footer Char"/>
+    <w:basedOn w:val="DefaultParagraphFont"/>
+    <w:link w:val="Footer"/>
+    <w:uiPriority w:val="99"/>
+    <w:rsid w:val="002D2A71"/>
+  </w:style>
 </w:styles>
 </file>
 
